--- a/2025-2026 DECODE/theory/Action系统对状态机的必要完备性.docx
+++ b/2025-2026 DECODE/theory/Action系统对状态机的必要完备性.docx
@@ -141,7 +141,7 @@
     <w:p>
       <w:pPr>
         <w:rPr>
-          <w:rFonts w:ascii="Cambria Math" w:hAnsi="Cambria Math"/>
+          <w:rFonts w:ascii="Cambria Math" w:hAnsi="Cambria Math" w:hint="eastAsia"/>
         </w:rPr>
       </w:pPr>
       <w:r>
@@ -238,7 +238,25 @@
         <w:rPr>
           <w:rFonts w:ascii="Cambria Math" w:hAnsi="Cambria Math" w:hint="eastAsia"/>
         </w:rPr>
-        <w:t>为一个向量，表示当前状态机对</w:t>
+        <w:t>为一个向量，表示当前状态，可用于</w:t>
+      </w:r>
+      <w:r>
+        <w:rPr>
+          <w:rFonts w:ascii="Cambria Math" w:hAnsi="Cambria Math" w:hint="eastAsia"/>
+        </w:rPr>
+        <w:t>记忆环境和</w:t>
+      </w:r>
+      <w:r>
+        <w:rPr>
+          <w:rFonts w:ascii="Cambria Math" w:hAnsi="Cambria Math" w:hint="eastAsia"/>
+        </w:rPr>
+        <w:t>控制</w:t>
+      </w:r>
+      <w:r>
+        <w:rPr>
+          <w:rFonts w:ascii="Cambria Math" w:hAnsi="Cambria Math" w:hint="eastAsia"/>
+        </w:rPr>
+        <w:t>各个</w:t>
       </w:r>
       <w:r>
         <w:rPr>
@@ -250,7 +268,7 @@
         <w:rPr>
           <w:rFonts w:ascii="Cambria Math" w:hAnsi="Cambria Math" w:hint="eastAsia"/>
         </w:rPr>
-        <w:t>的所有输出，可用于控制机器</w:t>
+        <w:t>类</w:t>
       </w:r>
     </w:p>
     <w:p>
@@ -660,14 +678,12 @@
           <w:rFonts w:ascii="Cambria Math" w:hAnsi="Cambria Math"/>
         </w:rPr>
       </w:pPr>
-      <w:proofErr w:type="gramStart"/>
       <w:r>
         <w:rPr>
           <w:rFonts w:ascii="Cambria Math" w:hAnsi="Cambria Math" w:hint="eastAsia"/>
         </w:rPr>
         <w:t>下证</w:t>
       </w:r>
-      <w:proofErr w:type="gramEnd"/>
       <w:r>
         <w:rPr>
           <w:rFonts w:ascii="Cambria Math" w:hAnsi="Cambria Math" w:hint="eastAsia"/>
@@ -1150,16 +1166,8 @@
         <w:rPr>
           <w:rFonts w:ascii="Cambria Math" w:hAnsi="Cambria Math" w:hint="eastAsia"/>
         </w:rPr>
-        <w:t>即：任</w:t>
-      </w:r>
-      <w:proofErr w:type="gramStart"/>
-      <w:r>
-        <w:rPr>
-          <w:rFonts w:ascii="Cambria Math" w:hAnsi="Cambria Math" w:hint="eastAsia"/>
-        </w:rPr>
-        <w:t>一</w:t>
-      </w:r>
-      <w:proofErr w:type="gramEnd"/>
+        <w:t>即：任一</w:t>
+      </w:r>
       <w:r>
         <w:rPr>
           <w:rFonts w:ascii="Cambria Math" w:hAnsi="Cambria Math" w:hint="eastAsia"/>
@@ -1439,7 +1447,7 @@
         <w:rPr>
           <w:rFonts w:ascii="Cambria Math" w:hAnsi="Cambria Math" w:hint="eastAsia"/>
         </w:rPr>
-        <w:t>令</w:t>
+        <w:t>构造</w:t>
       </w:r>
     </w:p>
     <w:p>
@@ -1691,7 +1699,25 @@
         <w:rPr>
           <w:rFonts w:ascii="Cambria Math" w:hAnsi="Cambria Math" w:hint="eastAsia"/>
         </w:rPr>
-        <w:t>不难注意到，不是所有</w:t>
+        <w:t>不难注意到，</w:t>
+      </w:r>
+      <w:r>
+        <w:rPr>
+          <w:rFonts w:ascii="Cambria Math" w:hAnsi="Cambria Math" w:hint="eastAsia"/>
+        </w:rPr>
+        <w:t>Action</w:t>
+      </w:r>
+      <w:r>
+        <w:rPr>
+          <w:rFonts w:ascii="Cambria Math" w:hAnsi="Cambria Math" w:hint="eastAsia"/>
+        </w:rPr>
+        <w:t>系统无记忆先前环境的能力，因此</w:t>
+      </w:r>
+      <w:r>
+        <w:rPr>
+          <w:rFonts w:ascii="Cambria Math" w:hAnsi="Cambria Math" w:hint="eastAsia"/>
+        </w:rPr>
+        <w:t>不是所有</w:t>
       </w:r>
       <w:r>
         <w:rPr>
@@ -2328,21 +2354,7 @@
           <w:rFonts w:ascii="Cambria Math" w:hAnsi="Cambria Math" w:hint="eastAsia"/>
         </w:rPr>
         <w:lastRenderedPageBreak/>
-        <w:t>即得证，</w:t>
-      </w:r>
-      <w:proofErr w:type="gramStart"/>
-      <w:r>
-        <w:rPr>
-          <w:rFonts w:ascii="Cambria Math" w:hAnsi="Cambria Math" w:hint="eastAsia"/>
-        </w:rPr>
-        <w:t>下证充分性</w:t>
-      </w:r>
-      <w:proofErr w:type="gramEnd"/>
-      <w:r>
-        <w:rPr>
-          <w:rFonts w:ascii="Cambria Math" w:hAnsi="Cambria Math" w:hint="eastAsia"/>
-        </w:rPr>
-        <w:t>：</w:t>
+        <w:t>即得证，下证充分性：</w:t>
       </w:r>
     </w:p>
     <w:p>
@@ -3087,7 +3099,7 @@
         <w:rPr>
           <w:rFonts w:ascii="Cambria Math" w:hAnsi="Cambria Math" w:hint="eastAsia"/>
         </w:rPr>
-        <w:t>令</w:t>
+        <w:t>构造</w:t>
       </w:r>
       <w:r>
         <w:rPr>
@@ -3167,13 +3179,7 @@
                     <w:rPr>
                       <w:rFonts w:ascii="Cambria Math" w:hAnsi="Cambria Math"/>
                     </w:rPr>
-                    <m:t>=</m:t>
-                  </m:r>
-                  <m:r>
-                    <w:rPr>
-                      <w:rFonts w:ascii="Cambria Math" w:hAnsi="Cambria Math"/>
-                    </w:rPr>
-                    <m:t>g</m:t>
+                    <m:t>=g</m:t>
                   </m:r>
                   <m:d>
                     <m:dPr>
@@ -3471,16 +3477,8 @@
         <w:rPr>
           <w:rFonts w:ascii="Cambria Math" w:hAnsi="Cambria Math" w:hint="eastAsia"/>
         </w:rPr>
-        <w:t>的</w:t>
-      </w:r>
-      <w:proofErr w:type="gramStart"/>
-      <w:r>
-        <w:rPr>
-          <w:rFonts w:ascii="Cambria Math" w:hAnsi="Cambria Math" w:hint="eastAsia"/>
-        </w:rPr>
-        <w:t>所有边</w:t>
-      </w:r>
-      <w:proofErr w:type="gramEnd"/>
+        <w:t>的所有边</w:t>
+      </w:r>
       <w:r>
         <w:rPr>
           <w:rFonts w:ascii="Cambria Math" w:hAnsi="Cambria Math" w:hint="eastAsia"/>
@@ -3644,6 +3642,12 @@
       </w:r>
     </w:p>
     <w:sectPr>
+      <w:headerReference w:type="even" r:id="rId7"/>
+      <w:headerReference w:type="default" r:id="rId8"/>
+      <w:footerReference w:type="even" r:id="rId9"/>
+      <w:footerReference w:type="default" r:id="rId10"/>
+      <w:headerReference w:type="first" r:id="rId11"/>
+      <w:footerReference w:type="first" r:id="rId12"/>
       <w:pgSz w:w="11906" w:h="16838"/>
       <w:pgMar w:top="1440" w:right="1800" w:bottom="1440" w:left="1800" w:header="851" w:footer="992" w:gutter="0"/>
       <w:cols w:space="425"/>
@@ -3651,6 +3655,146 @@
     </w:sectPr>
   </w:body>
 </w:document>
+</file>
+
+<file path=word/endnotes.xml><?xml version="1.0" encoding="utf-8"?>
+<w:endnotes xmlns:wpc="http://schemas.microsoft.com/office/word/2010/wordprocessingCanvas" xmlns:cx="http://schemas.microsoft.com/office/drawing/2014/chartex" xmlns:cx1="http://schemas.microsoft.com/office/drawing/2015/9/8/chartex" xmlns:cx2="http://schemas.microsoft.com/office/drawing/2015/10/21/chartex" xmlns:cx3="http://schemas.microsoft.com/office/drawing/2016/5/9/chartex" xmlns:cx4="http://schemas.microsoft.com/office/drawing/2016/5/10/chartex" xmlns:cx5="http://schemas.microsoft.com/office/drawing/2016/5/11/chartex" xmlns:cx6="http://schemas.microsoft.com/office/drawing/2016/5/12/chartex" xmlns:cx7="http://schemas.microsoft.com/office/drawing/2016/5/13/chartex" xmlns:cx8="http://schemas.microsoft.com/office/drawing/2016/5/14/chartex" xmlns:mc="http://schemas.openxmlformats.org/markup-compatibility/2006" xmlns:aink="http://schemas.microsoft.com/office/drawing/2016/ink" xmlns:am3d="http://schemas.microsoft.com/office/drawing/2017/model3d" xmlns:o="urn:schemas-microsoft-com:office:office" xmlns:oel="http://schemas.microsoft.com/office/2019/extlst" xmlns:r="http://schemas.openxmlformats.org/officeDocument/2006/relationships" xmlns:m="http://schemas.openxmlformats.org/officeDocument/2006/math" xmlns:v="urn:schemas-microsoft-com:vml" xmlns:wp14="http://schemas.microsoft.com/office/word/2010/wordprocessingDrawing" xmlns:wp="http://schemas.openxmlformats.org/drawingml/2006/wordprocessingDrawing" xmlns:w10="urn:schemas-microsoft-com:office:word" xmlns:w="http://schemas.openxmlformats.org/wordprocessingml/2006/main" xmlns:w14="http://schemas.microsoft.com/office/word/2010/wordml" xmlns:w15="http://schemas.microsoft.com/office/word/2012/wordml" xmlns:w16cex="http://schemas.microsoft.com/office/word/2018/wordml/cex" xmlns:w16cid="http://schemas.microsoft.com/office/word/2016/wordml/cid" xmlns:w16="http://schemas.microsoft.com/office/word/2018/wordml" xmlns:w16du="http://schemas.microsoft.com/office/word/2023/wordml/word16du" xmlns:w16sdtdh="http://schemas.microsoft.com/office/word/2020/wordml/sdtdatahash" xmlns:w16sdtfl="http://schemas.microsoft.com/office/word/2024/wordml/sdtformatlock" xmlns:w16se="http://schemas.microsoft.com/office/word/2015/wordml/symex" xmlns:wpg="http://schemas.microsoft.com/office/word/2010/wordprocessingGroup" xmlns:wpi="http://schemas.microsoft.com/office/word/2010/wordprocessingInk" xmlns:wne="http://schemas.microsoft.com/office/word/2006/wordml" xmlns:wps="http://schemas.microsoft.com/office/word/2010/wordprocessingShape" mc:Ignorable="w14 w15 w16se w16cid w16 w16cex w16sdtdh w16sdtfl w16du wp14">
+  <w:endnote w:type="separator" w:id="-1">
+    <w:p>
+      <w:pPr>
+        <w:spacing w:after="0" w:line="240" w:lineRule="auto"/>
+        <w:rPr>
+          <w:rFonts w:hint="eastAsia"/>
+        </w:rPr>
+      </w:pPr>
+      <w:r>
+        <w:separator/>
+      </w:r>
+    </w:p>
+  </w:endnote>
+  <w:endnote w:type="continuationSeparator" w:id="0">
+    <w:p>
+      <w:pPr>
+        <w:spacing w:after="0" w:line="240" w:lineRule="auto"/>
+        <w:rPr>
+          <w:rFonts w:hint="eastAsia"/>
+        </w:rPr>
+      </w:pPr>
+      <w:r>
+        <w:continuationSeparator/>
+      </w:r>
+    </w:p>
+  </w:endnote>
+</w:endnotes>
+</file>
+
+<file path=word/footer1.xml><?xml version="1.0" encoding="utf-8"?>
+<w:ftr xmlns:wpc="http://schemas.microsoft.com/office/word/2010/wordprocessingCanvas" xmlns:cx="http://schemas.microsoft.com/office/drawing/2014/chartex" xmlns:cx1="http://schemas.microsoft.com/office/drawing/2015/9/8/chartex" xmlns:cx2="http://schemas.microsoft.com/office/drawing/2015/10/21/chartex" xmlns:cx3="http://schemas.microsoft.com/office/drawing/2016/5/9/chartex" xmlns:cx4="http://schemas.microsoft.com/office/drawing/2016/5/10/chartex" xmlns:cx5="http://schemas.microsoft.com/office/drawing/2016/5/11/chartex" xmlns:cx6="http://schemas.microsoft.com/office/drawing/2016/5/12/chartex" xmlns:cx7="http://schemas.microsoft.com/office/drawing/2016/5/13/chartex" xmlns:cx8="http://schemas.microsoft.com/office/drawing/2016/5/14/chartex" xmlns:mc="http://schemas.openxmlformats.org/markup-compatibility/2006" xmlns:aink="http://schemas.microsoft.com/office/drawing/2016/ink" xmlns:am3d="http://schemas.microsoft.com/office/drawing/2017/model3d" xmlns:o="urn:schemas-microsoft-com:office:office" xmlns:oel="http://schemas.microsoft.com/office/2019/extlst" xmlns:r="http://schemas.openxmlformats.org/officeDocument/2006/relationships" xmlns:m="http://schemas.openxmlformats.org/officeDocument/2006/math" xmlns:v="urn:schemas-microsoft-com:vml" xmlns:wp14="http://schemas.microsoft.com/office/word/2010/wordprocessingDrawing" xmlns:wp="http://schemas.openxmlformats.org/drawingml/2006/wordprocessingDrawing" xmlns:w10="urn:schemas-microsoft-com:office:word" xmlns:w="http://schemas.openxmlformats.org/wordprocessingml/2006/main" xmlns:w14="http://schemas.microsoft.com/office/word/2010/wordml" xmlns:w15="http://schemas.microsoft.com/office/word/2012/wordml" xmlns:w16cex="http://schemas.microsoft.com/office/word/2018/wordml/cex" xmlns:w16cid="http://schemas.microsoft.com/office/word/2016/wordml/cid" xmlns:w16="http://schemas.microsoft.com/office/word/2018/wordml" xmlns:w16du="http://schemas.microsoft.com/office/word/2023/wordml/word16du" xmlns:w16sdtdh="http://schemas.microsoft.com/office/word/2020/wordml/sdtdatahash" xmlns:w16sdtfl="http://schemas.microsoft.com/office/word/2024/wordml/sdtformatlock" xmlns:w16se="http://schemas.microsoft.com/office/word/2015/wordml/symex" xmlns:wpg="http://schemas.microsoft.com/office/word/2010/wordprocessingGroup" xmlns:wpi="http://schemas.microsoft.com/office/word/2010/wordprocessingInk" xmlns:wne="http://schemas.microsoft.com/office/word/2006/wordml" xmlns:wps="http://schemas.microsoft.com/office/word/2010/wordprocessingShape" mc:Ignorable="w14 w15 w16se w16cid w16 w16cex w16sdtdh w16sdtfl w16du wp14">
+  <w:p>
+    <w:pPr>
+      <w:pStyle w:val="af1"/>
+      <w:rPr>
+        <w:rFonts w:hint="eastAsia"/>
+      </w:rPr>
+    </w:pPr>
+  </w:p>
+</w:ftr>
+</file>
+
+<file path=word/footer2.xml><?xml version="1.0" encoding="utf-8"?>
+<w:ftr xmlns:wpc="http://schemas.microsoft.com/office/word/2010/wordprocessingCanvas" xmlns:cx="http://schemas.microsoft.com/office/drawing/2014/chartex" xmlns:cx1="http://schemas.microsoft.com/office/drawing/2015/9/8/chartex" xmlns:cx2="http://schemas.microsoft.com/office/drawing/2015/10/21/chartex" xmlns:cx3="http://schemas.microsoft.com/office/drawing/2016/5/9/chartex" xmlns:cx4="http://schemas.microsoft.com/office/drawing/2016/5/10/chartex" xmlns:cx5="http://schemas.microsoft.com/office/drawing/2016/5/11/chartex" xmlns:cx6="http://schemas.microsoft.com/office/drawing/2016/5/12/chartex" xmlns:cx7="http://schemas.microsoft.com/office/drawing/2016/5/13/chartex" xmlns:cx8="http://schemas.microsoft.com/office/drawing/2016/5/14/chartex" xmlns:mc="http://schemas.openxmlformats.org/markup-compatibility/2006" xmlns:aink="http://schemas.microsoft.com/office/drawing/2016/ink" xmlns:am3d="http://schemas.microsoft.com/office/drawing/2017/model3d" xmlns:o="urn:schemas-microsoft-com:office:office" xmlns:oel="http://schemas.microsoft.com/office/2019/extlst" xmlns:r="http://schemas.openxmlformats.org/officeDocument/2006/relationships" xmlns:m="http://schemas.openxmlformats.org/officeDocument/2006/math" xmlns:v="urn:schemas-microsoft-com:vml" xmlns:wp14="http://schemas.microsoft.com/office/word/2010/wordprocessingDrawing" xmlns:wp="http://schemas.openxmlformats.org/drawingml/2006/wordprocessingDrawing" xmlns:w10="urn:schemas-microsoft-com:office:word" xmlns:w="http://schemas.openxmlformats.org/wordprocessingml/2006/main" xmlns:w14="http://schemas.microsoft.com/office/word/2010/wordml" xmlns:w15="http://schemas.microsoft.com/office/word/2012/wordml" xmlns:w16cex="http://schemas.microsoft.com/office/word/2018/wordml/cex" xmlns:w16cid="http://schemas.microsoft.com/office/word/2016/wordml/cid" xmlns:w16="http://schemas.microsoft.com/office/word/2018/wordml" xmlns:w16du="http://schemas.microsoft.com/office/word/2023/wordml/word16du" xmlns:w16sdtdh="http://schemas.microsoft.com/office/word/2020/wordml/sdtdatahash" xmlns:w16sdtfl="http://schemas.microsoft.com/office/word/2024/wordml/sdtformatlock" xmlns:w16se="http://schemas.microsoft.com/office/word/2015/wordml/symex" xmlns:wpg="http://schemas.microsoft.com/office/word/2010/wordprocessingGroup" xmlns:wpi="http://schemas.microsoft.com/office/word/2010/wordprocessingInk" xmlns:wne="http://schemas.microsoft.com/office/word/2006/wordml" xmlns:wps="http://schemas.microsoft.com/office/word/2010/wordprocessingShape" mc:Ignorable="w14 w15 w16se w16cid w16 w16cex w16sdtdh w16sdtfl w16du wp14">
+  <w:p>
+    <w:pPr>
+      <w:pStyle w:val="af1"/>
+      <w:rPr>
+        <w:rFonts w:hint="eastAsia"/>
+      </w:rPr>
+    </w:pPr>
+  </w:p>
+</w:ftr>
+</file>
+
+<file path=word/footer3.xml><?xml version="1.0" encoding="utf-8"?>
+<w:ftr xmlns:wpc="http://schemas.microsoft.com/office/word/2010/wordprocessingCanvas" xmlns:cx="http://schemas.microsoft.com/office/drawing/2014/chartex" xmlns:cx1="http://schemas.microsoft.com/office/drawing/2015/9/8/chartex" xmlns:cx2="http://schemas.microsoft.com/office/drawing/2015/10/21/chartex" xmlns:cx3="http://schemas.microsoft.com/office/drawing/2016/5/9/chartex" xmlns:cx4="http://schemas.microsoft.com/office/drawing/2016/5/10/chartex" xmlns:cx5="http://schemas.microsoft.com/office/drawing/2016/5/11/chartex" xmlns:cx6="http://schemas.microsoft.com/office/drawing/2016/5/12/chartex" xmlns:cx7="http://schemas.microsoft.com/office/drawing/2016/5/13/chartex" xmlns:cx8="http://schemas.microsoft.com/office/drawing/2016/5/14/chartex" xmlns:mc="http://schemas.openxmlformats.org/markup-compatibility/2006" xmlns:aink="http://schemas.microsoft.com/office/drawing/2016/ink" xmlns:am3d="http://schemas.microsoft.com/office/drawing/2017/model3d" xmlns:o="urn:schemas-microsoft-com:office:office" xmlns:oel="http://schemas.microsoft.com/office/2019/extlst" xmlns:r="http://schemas.openxmlformats.org/officeDocument/2006/relationships" xmlns:m="http://schemas.openxmlformats.org/officeDocument/2006/math" xmlns:v="urn:schemas-microsoft-com:vml" xmlns:wp14="http://schemas.microsoft.com/office/word/2010/wordprocessingDrawing" xmlns:wp="http://schemas.openxmlformats.org/drawingml/2006/wordprocessingDrawing" xmlns:w10="urn:schemas-microsoft-com:office:word" xmlns:w="http://schemas.openxmlformats.org/wordprocessingml/2006/main" xmlns:w14="http://schemas.microsoft.com/office/word/2010/wordml" xmlns:w15="http://schemas.microsoft.com/office/word/2012/wordml" xmlns:w16cex="http://schemas.microsoft.com/office/word/2018/wordml/cex" xmlns:w16cid="http://schemas.microsoft.com/office/word/2016/wordml/cid" xmlns:w16="http://schemas.microsoft.com/office/word/2018/wordml" xmlns:w16du="http://schemas.microsoft.com/office/word/2023/wordml/word16du" xmlns:w16sdtdh="http://schemas.microsoft.com/office/word/2020/wordml/sdtdatahash" xmlns:w16sdtfl="http://schemas.microsoft.com/office/word/2024/wordml/sdtformatlock" xmlns:w16se="http://schemas.microsoft.com/office/word/2015/wordml/symex" xmlns:wpg="http://schemas.microsoft.com/office/word/2010/wordprocessingGroup" xmlns:wpi="http://schemas.microsoft.com/office/word/2010/wordprocessingInk" xmlns:wne="http://schemas.microsoft.com/office/word/2006/wordml" xmlns:wps="http://schemas.microsoft.com/office/word/2010/wordprocessingShape" mc:Ignorable="w14 w15 w16se w16cid w16 w16cex w16sdtdh w16sdtfl w16du wp14">
+  <w:p>
+    <w:pPr>
+      <w:pStyle w:val="af1"/>
+      <w:rPr>
+        <w:rFonts w:hint="eastAsia"/>
+      </w:rPr>
+    </w:pPr>
+  </w:p>
+</w:ftr>
+</file>
+
+<file path=word/footnotes.xml><?xml version="1.0" encoding="utf-8"?>
+<w:footnotes xmlns:wpc="http://schemas.microsoft.com/office/word/2010/wordprocessingCanvas" xmlns:cx="http://schemas.microsoft.com/office/drawing/2014/chartex" xmlns:cx1="http://schemas.microsoft.com/office/drawing/2015/9/8/chartex" xmlns:cx2="http://schemas.microsoft.com/office/drawing/2015/10/21/chartex" xmlns:cx3="http://schemas.microsoft.com/office/drawing/2016/5/9/chartex" xmlns:cx4="http://schemas.microsoft.com/office/drawing/2016/5/10/chartex" xmlns:cx5="http://schemas.microsoft.com/office/drawing/2016/5/11/chartex" xmlns:cx6="http://schemas.microsoft.com/office/drawing/2016/5/12/chartex" xmlns:cx7="http://schemas.microsoft.com/office/drawing/2016/5/13/chartex" xmlns:cx8="http://schemas.microsoft.com/office/drawing/2016/5/14/chartex" xmlns:mc="http://schemas.openxmlformats.org/markup-compatibility/2006" xmlns:aink="http://schemas.microsoft.com/office/drawing/2016/ink" xmlns:am3d="http://schemas.microsoft.com/office/drawing/2017/model3d" xmlns:o="urn:schemas-microsoft-com:office:office" xmlns:oel="http://schemas.microsoft.com/office/2019/extlst" xmlns:r="http://schemas.openxmlformats.org/officeDocument/2006/relationships" xmlns:m="http://schemas.openxmlformats.org/officeDocument/2006/math" xmlns:v="urn:schemas-microsoft-com:vml" xmlns:wp14="http://schemas.microsoft.com/office/word/2010/wordprocessingDrawing" xmlns:wp="http://schemas.openxmlformats.org/drawingml/2006/wordprocessingDrawing" xmlns:w10="urn:schemas-microsoft-com:office:word" xmlns:w="http://schemas.openxmlformats.org/wordprocessingml/2006/main" xmlns:w14="http://schemas.microsoft.com/office/word/2010/wordml" xmlns:w15="http://schemas.microsoft.com/office/word/2012/wordml" xmlns:w16cex="http://schemas.microsoft.com/office/word/2018/wordml/cex" xmlns:w16cid="http://schemas.microsoft.com/office/word/2016/wordml/cid" xmlns:w16="http://schemas.microsoft.com/office/word/2018/wordml" xmlns:w16du="http://schemas.microsoft.com/office/word/2023/wordml/word16du" xmlns:w16sdtdh="http://schemas.microsoft.com/office/word/2020/wordml/sdtdatahash" xmlns:w16sdtfl="http://schemas.microsoft.com/office/word/2024/wordml/sdtformatlock" xmlns:w16se="http://schemas.microsoft.com/office/word/2015/wordml/symex" xmlns:wpg="http://schemas.microsoft.com/office/word/2010/wordprocessingGroup" xmlns:wpi="http://schemas.microsoft.com/office/word/2010/wordprocessingInk" xmlns:wne="http://schemas.microsoft.com/office/word/2006/wordml" xmlns:wps="http://schemas.microsoft.com/office/word/2010/wordprocessingShape" mc:Ignorable="w14 w15 w16se w16cid w16 w16cex w16sdtdh w16sdtfl w16du wp14">
+  <w:footnote w:type="separator" w:id="-1">
+    <w:p>
+      <w:pPr>
+        <w:spacing w:after="0" w:line="240" w:lineRule="auto"/>
+        <w:rPr>
+          <w:rFonts w:hint="eastAsia"/>
+        </w:rPr>
+      </w:pPr>
+      <w:r>
+        <w:separator/>
+      </w:r>
+    </w:p>
+  </w:footnote>
+  <w:footnote w:type="continuationSeparator" w:id="0">
+    <w:p>
+      <w:pPr>
+        <w:spacing w:after="0" w:line="240" w:lineRule="auto"/>
+        <w:rPr>
+          <w:rFonts w:hint="eastAsia"/>
+        </w:rPr>
+      </w:pPr>
+      <w:r>
+        <w:continuationSeparator/>
+      </w:r>
+    </w:p>
+  </w:footnote>
+</w:footnotes>
+</file>
+
+<file path=word/header1.xml><?xml version="1.0" encoding="utf-8"?>
+<w:hdr xmlns:wpc="http://schemas.microsoft.com/office/word/2010/wordprocessingCanvas" xmlns:cx="http://schemas.microsoft.com/office/drawing/2014/chartex" xmlns:cx1="http://schemas.microsoft.com/office/drawing/2015/9/8/chartex" xmlns:cx2="http://schemas.microsoft.com/office/drawing/2015/10/21/chartex" xmlns:cx3="http://schemas.microsoft.com/office/drawing/2016/5/9/chartex" xmlns:cx4="http://schemas.microsoft.com/office/drawing/2016/5/10/chartex" xmlns:cx5="http://schemas.microsoft.com/office/drawing/2016/5/11/chartex" xmlns:cx6="http://schemas.microsoft.com/office/drawing/2016/5/12/chartex" xmlns:cx7="http://schemas.microsoft.com/office/drawing/2016/5/13/chartex" xmlns:cx8="http://schemas.microsoft.com/office/drawing/2016/5/14/chartex" xmlns:mc="http://schemas.openxmlformats.org/markup-compatibility/2006" xmlns:aink="http://schemas.microsoft.com/office/drawing/2016/ink" xmlns:am3d="http://schemas.microsoft.com/office/drawing/2017/model3d" xmlns:o="urn:schemas-microsoft-com:office:office" xmlns:oel="http://schemas.microsoft.com/office/2019/extlst" xmlns:r="http://schemas.openxmlformats.org/officeDocument/2006/relationships" xmlns:m="http://schemas.openxmlformats.org/officeDocument/2006/math" xmlns:v="urn:schemas-microsoft-com:vml" xmlns:wp14="http://schemas.microsoft.com/office/word/2010/wordprocessingDrawing" xmlns:wp="http://schemas.openxmlformats.org/drawingml/2006/wordprocessingDrawing" xmlns:w10="urn:schemas-microsoft-com:office:word" xmlns:w="http://schemas.openxmlformats.org/wordprocessingml/2006/main" xmlns:w14="http://schemas.microsoft.com/office/word/2010/wordml" xmlns:w15="http://schemas.microsoft.com/office/word/2012/wordml" xmlns:w16cex="http://schemas.microsoft.com/office/word/2018/wordml/cex" xmlns:w16cid="http://schemas.microsoft.com/office/word/2016/wordml/cid" xmlns:w16="http://schemas.microsoft.com/office/word/2018/wordml" xmlns:w16du="http://schemas.microsoft.com/office/word/2023/wordml/word16du" xmlns:w16sdtdh="http://schemas.microsoft.com/office/word/2020/wordml/sdtdatahash" xmlns:w16sdtfl="http://schemas.microsoft.com/office/word/2024/wordml/sdtformatlock" xmlns:w16se="http://schemas.microsoft.com/office/word/2015/wordml/symex" xmlns:wpg="http://schemas.microsoft.com/office/word/2010/wordprocessingGroup" xmlns:wpi="http://schemas.microsoft.com/office/word/2010/wordprocessingInk" xmlns:wne="http://schemas.microsoft.com/office/word/2006/wordml" xmlns:wps="http://schemas.microsoft.com/office/word/2010/wordprocessingShape" mc:Ignorable="w14 w15 w16se w16cid w16 w16cex w16sdtdh w16sdtfl w16du wp14">
+  <w:p>
+    <w:pPr>
+      <w:pStyle w:val="af"/>
+      <w:rPr>
+        <w:rFonts w:hint="eastAsia"/>
+      </w:rPr>
+    </w:pPr>
+  </w:p>
+</w:hdr>
+</file>
+
+<file path=word/header2.xml><?xml version="1.0" encoding="utf-8"?>
+<w:hdr xmlns:wpc="http://schemas.microsoft.com/office/word/2010/wordprocessingCanvas" xmlns:cx="http://schemas.microsoft.com/office/drawing/2014/chartex" xmlns:cx1="http://schemas.microsoft.com/office/drawing/2015/9/8/chartex" xmlns:cx2="http://schemas.microsoft.com/office/drawing/2015/10/21/chartex" xmlns:cx3="http://schemas.microsoft.com/office/drawing/2016/5/9/chartex" xmlns:cx4="http://schemas.microsoft.com/office/drawing/2016/5/10/chartex" xmlns:cx5="http://schemas.microsoft.com/office/drawing/2016/5/11/chartex" xmlns:cx6="http://schemas.microsoft.com/office/drawing/2016/5/12/chartex" xmlns:cx7="http://schemas.microsoft.com/office/drawing/2016/5/13/chartex" xmlns:cx8="http://schemas.microsoft.com/office/drawing/2016/5/14/chartex" xmlns:mc="http://schemas.openxmlformats.org/markup-compatibility/2006" xmlns:aink="http://schemas.microsoft.com/office/drawing/2016/ink" xmlns:am3d="http://schemas.microsoft.com/office/drawing/2017/model3d" xmlns:o="urn:schemas-microsoft-com:office:office" xmlns:oel="http://schemas.microsoft.com/office/2019/extlst" xmlns:r="http://schemas.openxmlformats.org/officeDocument/2006/relationships" xmlns:m="http://schemas.openxmlformats.org/officeDocument/2006/math" xmlns:v="urn:schemas-microsoft-com:vml" xmlns:wp14="http://schemas.microsoft.com/office/word/2010/wordprocessingDrawing" xmlns:wp="http://schemas.openxmlformats.org/drawingml/2006/wordprocessingDrawing" xmlns:w10="urn:schemas-microsoft-com:office:word" xmlns:w="http://schemas.openxmlformats.org/wordprocessingml/2006/main" xmlns:w14="http://schemas.microsoft.com/office/word/2010/wordml" xmlns:w15="http://schemas.microsoft.com/office/word/2012/wordml" xmlns:w16cex="http://schemas.microsoft.com/office/word/2018/wordml/cex" xmlns:w16cid="http://schemas.microsoft.com/office/word/2016/wordml/cid" xmlns:w16="http://schemas.microsoft.com/office/word/2018/wordml" xmlns:w16du="http://schemas.microsoft.com/office/word/2023/wordml/word16du" xmlns:w16sdtdh="http://schemas.microsoft.com/office/word/2020/wordml/sdtdatahash" xmlns:w16sdtfl="http://schemas.microsoft.com/office/word/2024/wordml/sdtformatlock" xmlns:w16se="http://schemas.microsoft.com/office/word/2015/wordml/symex" xmlns:wpg="http://schemas.microsoft.com/office/word/2010/wordprocessingGroup" xmlns:wpi="http://schemas.microsoft.com/office/word/2010/wordprocessingInk" xmlns:wne="http://schemas.microsoft.com/office/word/2006/wordml" xmlns:wps="http://schemas.microsoft.com/office/word/2010/wordprocessingShape" mc:Ignorable="w14 w15 w16se w16cid w16 w16cex w16sdtdh w16sdtfl w16du wp14">
+  <w:p>
+    <w:pPr>
+      <w:pStyle w:val="af"/>
+      <w:rPr>
+        <w:rFonts w:hint="eastAsia"/>
+      </w:rPr>
+    </w:pPr>
+  </w:p>
+</w:hdr>
+</file>
+
+<file path=word/header3.xml><?xml version="1.0" encoding="utf-8"?>
+<w:hdr xmlns:wpc="http://schemas.microsoft.com/office/word/2010/wordprocessingCanvas" xmlns:cx="http://schemas.microsoft.com/office/drawing/2014/chartex" xmlns:cx1="http://schemas.microsoft.com/office/drawing/2015/9/8/chartex" xmlns:cx2="http://schemas.microsoft.com/office/drawing/2015/10/21/chartex" xmlns:cx3="http://schemas.microsoft.com/office/drawing/2016/5/9/chartex" xmlns:cx4="http://schemas.microsoft.com/office/drawing/2016/5/10/chartex" xmlns:cx5="http://schemas.microsoft.com/office/drawing/2016/5/11/chartex" xmlns:cx6="http://schemas.microsoft.com/office/drawing/2016/5/12/chartex" xmlns:cx7="http://schemas.microsoft.com/office/drawing/2016/5/13/chartex" xmlns:cx8="http://schemas.microsoft.com/office/drawing/2016/5/14/chartex" xmlns:mc="http://schemas.openxmlformats.org/markup-compatibility/2006" xmlns:aink="http://schemas.microsoft.com/office/drawing/2016/ink" xmlns:am3d="http://schemas.microsoft.com/office/drawing/2017/model3d" xmlns:o="urn:schemas-microsoft-com:office:office" xmlns:oel="http://schemas.microsoft.com/office/2019/extlst" xmlns:r="http://schemas.openxmlformats.org/officeDocument/2006/relationships" xmlns:m="http://schemas.openxmlformats.org/officeDocument/2006/math" xmlns:v="urn:schemas-microsoft-com:vml" xmlns:wp14="http://schemas.microsoft.com/office/word/2010/wordprocessingDrawing" xmlns:wp="http://schemas.openxmlformats.org/drawingml/2006/wordprocessingDrawing" xmlns:w10="urn:schemas-microsoft-com:office:word" xmlns:w="http://schemas.openxmlformats.org/wordprocessingml/2006/main" xmlns:w14="http://schemas.microsoft.com/office/word/2010/wordml" xmlns:w15="http://schemas.microsoft.com/office/word/2012/wordml" xmlns:w16cex="http://schemas.microsoft.com/office/word/2018/wordml/cex" xmlns:w16cid="http://schemas.microsoft.com/office/word/2016/wordml/cid" xmlns:w16="http://schemas.microsoft.com/office/word/2018/wordml" xmlns:w16du="http://schemas.microsoft.com/office/word/2023/wordml/word16du" xmlns:w16sdtdh="http://schemas.microsoft.com/office/word/2020/wordml/sdtdatahash" xmlns:w16sdtfl="http://schemas.microsoft.com/office/word/2024/wordml/sdtformatlock" xmlns:w16se="http://schemas.microsoft.com/office/word/2015/wordml/symex" xmlns:wpg="http://schemas.microsoft.com/office/word/2010/wordprocessingGroup" xmlns:wpi="http://schemas.microsoft.com/office/word/2010/wordprocessingInk" xmlns:wne="http://schemas.microsoft.com/office/word/2006/wordml" xmlns:wps="http://schemas.microsoft.com/office/word/2010/wordprocessingShape" mc:Ignorable="w14 w15 w16se w16cid w16 w16cex w16sdtdh w16sdtfl w16du wp14">
+  <w:p>
+    <w:pPr>
+      <w:pStyle w:val="af"/>
+      <w:rPr>
+        <w:rFonts w:hint="eastAsia"/>
+      </w:rPr>
+    </w:pPr>
+  </w:p>
+</w:hdr>
 </file>
 
 <file path=word/styles.xml><?xml version="1.0" encoding="utf-8"?>
@@ -4587,6 +4731,69 @@
       <w:color w:val="666666"/>
     </w:rPr>
   </w:style>
+  <w:style w:type="paragraph" w:styleId="af">
+    <w:name w:val="header"/>
+    <w:basedOn w:val="a"/>
+    <w:link w:val="af0"/>
+    <w:uiPriority w:val="99"/>
+    <w:unhideWhenUsed/>
+    <w:rsid w:val="00872AEA"/>
+    <w:pPr>
+      <w:tabs>
+        <w:tab w:val="center" w:pos="4153"/>
+        <w:tab w:val="right" w:pos="8306"/>
+      </w:tabs>
+      <w:snapToGrid w:val="0"/>
+      <w:spacing w:line="240" w:lineRule="auto"/>
+      <w:jc w:val="center"/>
+    </w:pPr>
+    <w:rPr>
+      <w:sz w:val="18"/>
+      <w:szCs w:val="18"/>
+    </w:rPr>
+  </w:style>
+  <w:style w:type="character" w:customStyle="1" w:styleId="af0">
+    <w:name w:val="页眉 字符"/>
+    <w:basedOn w:val="a0"/>
+    <w:link w:val="af"/>
+    <w:uiPriority w:val="99"/>
+    <w:rsid w:val="00872AEA"/>
+    <w:rPr>
+      <w:sz w:val="18"/>
+      <w:szCs w:val="18"/>
+    </w:rPr>
+  </w:style>
+  <w:style w:type="paragraph" w:styleId="af1">
+    <w:name w:val="footer"/>
+    <w:basedOn w:val="a"/>
+    <w:link w:val="af2"/>
+    <w:uiPriority w:val="99"/>
+    <w:unhideWhenUsed/>
+    <w:rsid w:val="00872AEA"/>
+    <w:pPr>
+      <w:tabs>
+        <w:tab w:val="center" w:pos="4153"/>
+        <w:tab w:val="right" w:pos="8306"/>
+      </w:tabs>
+      <w:snapToGrid w:val="0"/>
+      <w:spacing w:line="240" w:lineRule="auto"/>
+    </w:pPr>
+    <w:rPr>
+      <w:sz w:val="18"/>
+      <w:szCs w:val="18"/>
+    </w:rPr>
+  </w:style>
+  <w:style w:type="character" w:customStyle="1" w:styleId="af2">
+    <w:name w:val="页脚 字符"/>
+    <w:basedOn w:val="a0"/>
+    <w:link w:val="af1"/>
+    <w:uiPriority w:val="99"/>
+    <w:rsid w:val="00872AEA"/>
+    <w:rPr>
+      <w:sz w:val="18"/>
+      <w:szCs w:val="18"/>
+    </w:rPr>
+  </w:style>
 </w:styles>
 </file>
 
